--- a/6.Project Testing/Functional & Performance Testing.docx
+++ b/6.Project Testing/Functional & Performance Testing.docx
@@ -15,1236 +15,14 @@
         <w:pStyle w:val="Heading2"/>
       </w:pPr>
       <w:r>
-        <w:t>Functional Test Cases</w:t>
+        <w:t>1. Overview</w:t>
       </w:r>
     </w:p>
     <w:p>
-      <w:pPr>
-        <w:pStyle w:val="Heading3"/>
-      </w:pPr>
       <w:r>
-        <w:t>TC-01: Home Page Load</w:t>
+        <w:t>This document outlines the testing strategy, test cases, and performance metrics for the HDI Prediction System to ensure the application is reliable and performs well under different conditions.</w:t>
       </w:r>
     </w:p>
-    <w:tbl>
-      <w:tblPr>
-        <w:tblStyle w:val="TableGrid"/>
-        <w:tblW w:type="auto" w:w="0"/>
-        <w:tblLook w:firstColumn="1" w:firstRow="1" w:lastColumn="0" w:lastRow="0" w:noHBand="0" w:noVBand="1" w:val="04A0"/>
-      </w:tblPr>
-      <w:tblGrid>
-        <w:gridCol w:w="4320"/>
-        <w:gridCol w:w="4320"/>
-      </w:tblGrid>
-      <w:tr>
-        <w:tc>
-          <w:tcPr>
-            <w:tcW w:type="dxa" w:w="4320"/>
-            <w:shd w:fill="2563EB"/>
-          </w:tcPr>
-          <w:p>
-            <w:r>
-              <w:rPr>
-                <w:b/>
-                <w:color w:val="FFFFFF"/>
-              </w:rPr>
-              <w:t>Field</w:t>
-            </w:r>
-          </w:p>
-        </w:tc>
-        <w:tc>
-          <w:tcPr>
-            <w:tcW w:type="dxa" w:w="4320"/>
-            <w:shd w:fill="2563EB"/>
-          </w:tcPr>
-          <w:p>
-            <w:r>
-              <w:rPr>
-                <w:b/>
-                <w:color w:val="FFFFFF"/>
-              </w:rPr>
-              <w:t>Details</w:t>
-            </w:r>
-          </w:p>
-        </w:tc>
-      </w:tr>
-      <w:tr>
-        <w:tc>
-          <w:tcPr>
-            <w:tcW w:type="dxa" w:w="4320"/>
-          </w:tcPr>
-          <w:p>
-            <w:r>
-              <w:t>**Test ID**</w:t>
-            </w:r>
-          </w:p>
-        </w:tc>
-        <w:tc>
-          <w:tcPr>
-            <w:tcW w:type="dxa" w:w="4320"/>
-          </w:tcPr>
-          <w:p>
-            <w:r>
-              <w:t>TC-01</w:t>
-            </w:r>
-          </w:p>
-        </w:tc>
-      </w:tr>
-      <w:tr>
-        <w:tc>
-          <w:tcPr>
-            <w:tcW w:type="dxa" w:w="4320"/>
-            <w:shd w:fill="F8FAFC"/>
-          </w:tcPr>
-          <w:p>
-            <w:r>
-              <w:t>**Description**</w:t>
-            </w:r>
-          </w:p>
-        </w:tc>
-        <w:tc>
-          <w:tcPr>
-            <w:tcW w:type="dxa" w:w="4320"/>
-            <w:shd w:fill="F8FAFC"/>
-          </w:tcPr>
-          <w:p>
-            <w:r>
-              <w:t>Verify home page loads with all three HDI dimension cards</w:t>
-            </w:r>
-          </w:p>
-        </w:tc>
-      </w:tr>
-      <w:tr>
-        <w:tc>
-          <w:tcPr>
-            <w:tcW w:type="dxa" w:w="4320"/>
-          </w:tcPr>
-          <w:p>
-            <w:r>
-              <w:t>**Precondition**</w:t>
-            </w:r>
-          </w:p>
-        </w:tc>
-        <w:tc>
-          <w:tcPr>
-            <w:tcW w:type="dxa" w:w="4320"/>
-          </w:tcPr>
-          <w:p>
-            <w:r>
-              <w:t>Flask server is running</w:t>
-            </w:r>
-          </w:p>
-        </w:tc>
-      </w:tr>
-      <w:tr>
-        <w:tc>
-          <w:tcPr>
-            <w:tcW w:type="dxa" w:w="4320"/>
-            <w:shd w:fill="F8FAFC"/>
-          </w:tcPr>
-          <w:p>
-            <w:r>
-              <w:t>**Steps**</w:t>
-            </w:r>
-          </w:p>
-        </w:tc>
-        <w:tc>
-          <w:tcPr>
-            <w:tcW w:type="dxa" w:w="4320"/>
-            <w:shd w:fill="F8FAFC"/>
-          </w:tcPr>
-          <w:p>
-            <w:r>
-              <w:t>1. Navigate to http://127.0.0.1:5000/</w:t>
-            </w:r>
-          </w:p>
-        </w:tc>
-      </w:tr>
-      <w:tr>
-        <w:tc>
-          <w:tcPr>
-            <w:tcW w:type="dxa" w:w="4320"/>
-          </w:tcPr>
-          <w:p>
-            <w:r>
-              <w:t>**Expected**</w:t>
-            </w:r>
-          </w:p>
-        </w:tc>
-        <w:tc>
-          <w:tcPr>
-            <w:tcW w:type="dxa" w:w="4320"/>
-          </w:tcPr>
-          <w:p>
-            <w:r>
-              <w:t>Page loads with navbar, hero section, and 3 feature cards (Health, Education, Income)</w:t>
-            </w:r>
-          </w:p>
-        </w:tc>
-      </w:tr>
-      <w:tr>
-        <w:tc>
-          <w:tcPr>
-            <w:tcW w:type="dxa" w:w="4320"/>
-            <w:shd w:fill="F8FAFC"/>
-          </w:tcPr>
-          <w:p>
-            <w:r>
-              <w:t>**Status**</w:t>
-            </w:r>
-          </w:p>
-        </w:tc>
-        <w:tc>
-          <w:tcPr>
-            <w:tcW w:type="dxa" w:w="4320"/>
-            <w:shd w:fill="F8FAFC"/>
-          </w:tcPr>
-          <w:p>
-            <w:r>
-              <w:t>✅ PASS</w:t>
-            </w:r>
-          </w:p>
-        </w:tc>
-      </w:tr>
-    </w:tbl>
-    <w:p>
-      <w:pPr>
-        <w:pStyle w:val="Heading3"/>
-      </w:pPr>
-      <w:r>
-        <w:t>TC-02: Predict Page Load</w:t>
-      </w:r>
-    </w:p>
-    <w:tbl>
-      <w:tblPr>
-        <w:tblStyle w:val="TableGrid"/>
-        <w:tblW w:type="auto" w:w="0"/>
-        <w:tblLook w:firstColumn="1" w:firstRow="1" w:lastColumn="0" w:lastRow="0" w:noHBand="0" w:noVBand="1" w:val="04A0"/>
-      </w:tblPr>
-      <w:tblGrid>
-        <w:gridCol w:w="4320"/>
-        <w:gridCol w:w="4320"/>
-      </w:tblGrid>
-      <w:tr>
-        <w:tc>
-          <w:tcPr>
-            <w:tcW w:type="dxa" w:w="4320"/>
-            <w:shd w:fill="2563EB"/>
-          </w:tcPr>
-          <w:p>
-            <w:r>
-              <w:rPr>
-                <w:b/>
-                <w:color w:val="FFFFFF"/>
-              </w:rPr>
-              <w:t>Field</w:t>
-            </w:r>
-          </w:p>
-        </w:tc>
-        <w:tc>
-          <w:tcPr>
-            <w:tcW w:type="dxa" w:w="4320"/>
-            <w:shd w:fill="2563EB"/>
-          </w:tcPr>
-          <w:p>
-            <w:r>
-              <w:rPr>
-                <w:b/>
-                <w:color w:val="FFFFFF"/>
-              </w:rPr>
-              <w:t>Details</w:t>
-            </w:r>
-          </w:p>
-        </w:tc>
-      </w:tr>
-      <w:tr>
-        <w:tc>
-          <w:tcPr>
-            <w:tcW w:type="dxa" w:w="4320"/>
-          </w:tcPr>
-          <w:p>
-            <w:r>
-              <w:t>**Test ID**</w:t>
-            </w:r>
-          </w:p>
-        </w:tc>
-        <w:tc>
-          <w:tcPr>
-            <w:tcW w:type="dxa" w:w="4320"/>
-          </w:tcPr>
-          <w:p>
-            <w:r>
-              <w:t>TC-02</w:t>
-            </w:r>
-          </w:p>
-        </w:tc>
-      </w:tr>
-      <w:tr>
-        <w:tc>
-          <w:tcPr>
-            <w:tcW w:type="dxa" w:w="4320"/>
-            <w:shd w:fill="F8FAFC"/>
-          </w:tcPr>
-          <w:p>
-            <w:r>
-              <w:t>**Description**</w:t>
-            </w:r>
-          </w:p>
-        </w:tc>
-        <w:tc>
-          <w:tcPr>
-            <w:tcW w:type="dxa" w:w="4320"/>
-            <w:shd w:fill="F8FAFC"/>
-          </w:tcPr>
-          <w:p>
-            <w:r>
-              <w:t>Verify prediction form loads with all input fields</w:t>
-            </w:r>
-          </w:p>
-        </w:tc>
-      </w:tr>
-      <w:tr>
-        <w:tc>
-          <w:tcPr>
-            <w:tcW w:type="dxa" w:w="4320"/>
-          </w:tcPr>
-          <w:p>
-            <w:r>
-              <w:t>**Steps**</w:t>
-            </w:r>
-          </w:p>
-        </w:tc>
-        <w:tc>
-          <w:tcPr>
-            <w:tcW w:type="dxa" w:w="4320"/>
-          </w:tcPr>
-          <w:p>
-            <w:r>
-              <w:t>1. Navigate to /predict</w:t>
-            </w:r>
-          </w:p>
-        </w:tc>
-      </w:tr>
-      <w:tr>
-        <w:tc>
-          <w:tcPr>
-            <w:tcW w:type="dxa" w:w="4320"/>
-            <w:shd w:fill="F8FAFC"/>
-          </w:tcPr>
-          <w:p>
-            <w:r>
-              <w:t>**Expected**</w:t>
-            </w:r>
-          </w:p>
-        </w:tc>
-        <w:tc>
-          <w:tcPr>
-            <w:tcW w:type="dxa" w:w="4320"/>
-            <w:shd w:fill="F8FAFC"/>
-          </w:tcPr>
-          <w:p>
-            <w:r>
-              <w:t>Form with country dropdown, life expectancy, EYS, MYS, GNI fields, and submit button</w:t>
-            </w:r>
-          </w:p>
-        </w:tc>
-      </w:tr>
-      <w:tr>
-        <w:tc>
-          <w:tcPr>
-            <w:tcW w:type="dxa" w:w="4320"/>
-          </w:tcPr>
-          <w:p>
-            <w:r>
-              <w:t>**Status**</w:t>
-            </w:r>
-          </w:p>
-        </w:tc>
-        <w:tc>
-          <w:tcPr>
-            <w:tcW w:type="dxa" w:w="4320"/>
-          </w:tcPr>
-          <w:p>
-            <w:r>
-              <w:t>✅ PASS</w:t>
-            </w:r>
-          </w:p>
-        </w:tc>
-      </w:tr>
-    </w:tbl>
-    <w:p>
-      <w:pPr>
-        <w:pStyle w:val="Heading3"/>
-      </w:pPr>
-      <w:r>
-        <w:t>TC-03: Very High HDI Prediction (Scenario 1)</w:t>
-      </w:r>
-    </w:p>
-    <w:tbl>
-      <w:tblPr>
-        <w:tblStyle w:val="TableGrid"/>
-        <w:tblW w:type="auto" w:w="0"/>
-        <w:tblLook w:firstColumn="1" w:firstRow="1" w:lastColumn="0" w:lastRow="0" w:noHBand="0" w:noVBand="1" w:val="04A0"/>
-      </w:tblPr>
-      <w:tblGrid>
-        <w:gridCol w:w="4320"/>
-        <w:gridCol w:w="4320"/>
-      </w:tblGrid>
-      <w:tr>
-        <w:tc>
-          <w:tcPr>
-            <w:tcW w:type="dxa" w:w="4320"/>
-            <w:shd w:fill="2563EB"/>
-          </w:tcPr>
-          <w:p>
-            <w:r>
-              <w:rPr>
-                <w:b/>
-                <w:color w:val="FFFFFF"/>
-              </w:rPr>
-              <w:t>Field</w:t>
-            </w:r>
-          </w:p>
-        </w:tc>
-        <w:tc>
-          <w:tcPr>
-            <w:tcW w:type="dxa" w:w="4320"/>
-            <w:shd w:fill="2563EB"/>
-          </w:tcPr>
-          <w:p>
-            <w:r>
-              <w:rPr>
-                <w:b/>
-                <w:color w:val="FFFFFF"/>
-              </w:rPr>
-              <w:t>Details</w:t>
-            </w:r>
-          </w:p>
-        </w:tc>
-      </w:tr>
-      <w:tr>
-        <w:tc>
-          <w:tcPr>
-            <w:tcW w:type="dxa" w:w="4320"/>
-          </w:tcPr>
-          <w:p>
-            <w:r>
-              <w:t>**Test ID**</w:t>
-            </w:r>
-          </w:p>
-        </w:tc>
-        <w:tc>
-          <w:tcPr>
-            <w:tcW w:type="dxa" w:w="4320"/>
-          </w:tcPr>
-          <w:p>
-            <w:r>
-              <w:t>TC-03</w:t>
-            </w:r>
-          </w:p>
-        </w:tc>
-      </w:tr>
-      <w:tr>
-        <w:tc>
-          <w:tcPr>
-            <w:tcW w:type="dxa" w:w="4320"/>
-            <w:shd w:fill="F8FAFC"/>
-          </w:tcPr>
-          <w:p>
-            <w:r>
-              <w:t>**Description**</w:t>
-            </w:r>
-          </w:p>
-        </w:tc>
-        <w:tc>
-          <w:tcPr>
-            <w:tcW w:type="dxa" w:w="4320"/>
-            <w:shd w:fill="F8FAFC"/>
-          </w:tcPr>
-          <w:p>
-            <w:r>
-              <w:t>Predict HDI for a highly developed nation profile</w:t>
-            </w:r>
-          </w:p>
-        </w:tc>
-      </w:tr>
-      <w:tr>
-        <w:tc>
-          <w:tcPr>
-            <w:tcW w:type="dxa" w:w="4320"/>
-          </w:tcPr>
-          <w:p>
-            <w:r>
-              <w:t>**Input**</w:t>
-            </w:r>
-          </w:p>
-        </w:tc>
-        <w:tc>
-          <w:tcPr>
-            <w:tcW w:type="dxa" w:w="4320"/>
-          </w:tcPr>
-          <w:p>
-            <w:r>
-              <w:t>Country=Country_A, Life Exp=82, EYS=16, MYS=13, GNI=55000</w:t>
-            </w:r>
-          </w:p>
-        </w:tc>
-      </w:tr>
-      <w:tr>
-        <w:tc>
-          <w:tcPr>
-            <w:tcW w:type="dxa" w:w="4320"/>
-            <w:shd w:fill="F8FAFC"/>
-          </w:tcPr>
-          <w:p>
-            <w:r>
-              <w:t>**Expected**</w:t>
-            </w:r>
-          </w:p>
-        </w:tc>
-        <w:tc>
-          <w:tcPr>
-            <w:tcW w:type="dxa" w:w="4320"/>
-            <w:shd w:fill="F8FAFC"/>
-          </w:tcPr>
-          <w:p>
-            <w:r>
-              <w:t>HDI ≥ 0.800, Tier = "Very High", Green badge, gauge marker near right</w:t>
-            </w:r>
-          </w:p>
-        </w:tc>
-      </w:tr>
-      <w:tr>
-        <w:tc>
-          <w:tcPr>
-            <w:tcW w:type="dxa" w:w="4320"/>
-          </w:tcPr>
-          <w:p>
-            <w:r>
-              <w:t>**Actual**</w:t>
-            </w:r>
-          </w:p>
-        </w:tc>
-        <w:tc>
-          <w:tcPr>
-            <w:tcW w:type="dxa" w:w="4320"/>
-          </w:tcPr>
-          <w:p>
-            <w:r>
-              <w:t>HDI = 1.0, Tier = Very High ✅</w:t>
-            </w:r>
-          </w:p>
-        </w:tc>
-      </w:tr>
-      <w:tr>
-        <w:tc>
-          <w:tcPr>
-            <w:tcW w:type="dxa" w:w="4320"/>
-            <w:shd w:fill="F8FAFC"/>
-          </w:tcPr>
-          <w:p>
-            <w:r>
-              <w:t>**Status**</w:t>
-            </w:r>
-          </w:p>
-        </w:tc>
-        <w:tc>
-          <w:tcPr>
-            <w:tcW w:type="dxa" w:w="4320"/>
-            <w:shd w:fill="F8FAFC"/>
-          </w:tcPr>
-          <w:p>
-            <w:r>
-              <w:t>✅ PASS</w:t>
-            </w:r>
-          </w:p>
-        </w:tc>
-      </w:tr>
-    </w:tbl>
-    <w:p>
-      <w:pPr>
-        <w:pStyle w:val="Heading3"/>
-      </w:pPr>
-      <w:r>
-        <w:t>TC-04: Medium HDI Prediction (Scenario 2)</w:t>
-      </w:r>
-    </w:p>
-    <w:tbl>
-      <w:tblPr>
-        <w:tblStyle w:val="TableGrid"/>
-        <w:tblW w:type="auto" w:w="0"/>
-        <w:tblLook w:firstColumn="1" w:firstRow="1" w:lastColumn="0" w:lastRow="0" w:noHBand="0" w:noVBand="1" w:val="04A0"/>
-      </w:tblPr>
-      <w:tblGrid>
-        <w:gridCol w:w="4320"/>
-        <w:gridCol w:w="4320"/>
-      </w:tblGrid>
-      <w:tr>
-        <w:tc>
-          <w:tcPr>
-            <w:tcW w:type="dxa" w:w="4320"/>
-            <w:shd w:fill="2563EB"/>
-          </w:tcPr>
-          <w:p>
-            <w:r>
-              <w:rPr>
-                <w:b/>
-                <w:color w:val="FFFFFF"/>
-              </w:rPr>
-              <w:t>Field</w:t>
-            </w:r>
-          </w:p>
-        </w:tc>
-        <w:tc>
-          <w:tcPr>
-            <w:tcW w:type="dxa" w:w="4320"/>
-            <w:shd w:fill="2563EB"/>
-          </w:tcPr>
-          <w:p>
-            <w:r>
-              <w:rPr>
-                <w:b/>
-                <w:color w:val="FFFFFF"/>
-              </w:rPr>
-              <w:t>Details</w:t>
-            </w:r>
-          </w:p>
-        </w:tc>
-      </w:tr>
-      <w:tr>
-        <w:tc>
-          <w:tcPr>
-            <w:tcW w:type="dxa" w:w="4320"/>
-          </w:tcPr>
-          <w:p>
-            <w:r>
-              <w:t>**Test ID**</w:t>
-            </w:r>
-          </w:p>
-        </w:tc>
-        <w:tc>
-          <w:tcPr>
-            <w:tcW w:type="dxa" w:w="4320"/>
-          </w:tcPr>
-          <w:p>
-            <w:r>
-              <w:t>TC-04</w:t>
-            </w:r>
-          </w:p>
-        </w:tc>
-      </w:tr>
-      <w:tr>
-        <w:tc>
-          <w:tcPr>
-            <w:tcW w:type="dxa" w:w="4320"/>
-            <w:shd w:fill="F8FAFC"/>
-          </w:tcPr>
-          <w:p>
-            <w:r>
-              <w:t>**Description**</w:t>
-            </w:r>
-          </w:p>
-        </w:tc>
-        <w:tc>
-          <w:tcPr>
-            <w:tcW w:type="dxa" w:w="4320"/>
-            <w:shd w:fill="F8FAFC"/>
-          </w:tcPr>
-          <w:p>
-            <w:r>
-              <w:t>Predict HDI for a developing nation profile</w:t>
-            </w:r>
-          </w:p>
-        </w:tc>
-      </w:tr>
-      <w:tr>
-        <w:tc>
-          <w:tcPr>
-            <w:tcW w:type="dxa" w:w="4320"/>
-          </w:tcPr>
-          <w:p>
-            <w:r>
-              <w:t>**Input**</w:t>
-            </w:r>
-          </w:p>
-        </w:tc>
-        <w:tc>
-          <w:tcPr>
-            <w:tcW w:type="dxa" w:w="4320"/>
-          </w:tcPr>
-          <w:p>
-            <w:r>
-              <w:t>Country=Country_C, Life Exp=62, EYS=10, MYS=6, GNI=8000</w:t>
-            </w:r>
-          </w:p>
-        </w:tc>
-      </w:tr>
-      <w:tr>
-        <w:tc>
-          <w:tcPr>
-            <w:tcW w:type="dxa" w:w="4320"/>
-            <w:shd w:fill="F8FAFC"/>
-          </w:tcPr>
-          <w:p>
-            <w:r>
-              <w:t>**Expected**</w:t>
-            </w:r>
-          </w:p>
-        </w:tc>
-        <w:tc>
-          <w:tcPr>
-            <w:tcW w:type="dxa" w:w="4320"/>
-            <w:shd w:fill="F8FAFC"/>
-          </w:tcPr>
-          <w:p>
-            <w:r>
-              <w:t>HDI between 0.550–0.799, Tier = "Medium" or "High"</w:t>
-            </w:r>
-          </w:p>
-        </w:tc>
-      </w:tr>
-      <w:tr>
-        <w:tc>
-          <w:tcPr>
-            <w:tcW w:type="dxa" w:w="4320"/>
-          </w:tcPr>
-          <w:p>
-            <w:r>
-              <w:t>**Status**</w:t>
-            </w:r>
-          </w:p>
-        </w:tc>
-        <w:tc>
-          <w:tcPr>
-            <w:tcW w:type="dxa" w:w="4320"/>
-          </w:tcPr>
-          <w:p>
-            <w:r>
-              <w:t>✅ PASS</w:t>
-            </w:r>
-          </w:p>
-        </w:tc>
-      </w:tr>
-    </w:tbl>
-    <w:p>
-      <w:pPr>
-        <w:pStyle w:val="Heading3"/>
-      </w:pPr>
-      <w:r>
-        <w:t>TC-05: Low HDI Prediction (Scenario 3)</w:t>
-      </w:r>
-    </w:p>
-    <w:tbl>
-      <w:tblPr>
-        <w:tblStyle w:val="TableGrid"/>
-        <w:tblW w:type="auto" w:w="0"/>
-        <w:tblLook w:firstColumn="1" w:firstRow="1" w:lastColumn="0" w:lastRow="0" w:noHBand="0" w:noVBand="1" w:val="04A0"/>
-      </w:tblPr>
-      <w:tblGrid>
-        <w:gridCol w:w="4320"/>
-        <w:gridCol w:w="4320"/>
-      </w:tblGrid>
-      <w:tr>
-        <w:tc>
-          <w:tcPr>
-            <w:tcW w:type="dxa" w:w="4320"/>
-            <w:shd w:fill="2563EB"/>
-          </w:tcPr>
-          <w:p>
-            <w:r>
-              <w:rPr>
-                <w:b/>
-                <w:color w:val="FFFFFF"/>
-              </w:rPr>
-              <w:t>Field</w:t>
-            </w:r>
-          </w:p>
-        </w:tc>
-        <w:tc>
-          <w:tcPr>
-            <w:tcW w:type="dxa" w:w="4320"/>
-            <w:shd w:fill="2563EB"/>
-          </w:tcPr>
-          <w:p>
-            <w:r>
-              <w:rPr>
-                <w:b/>
-                <w:color w:val="FFFFFF"/>
-              </w:rPr>
-              <w:t>Details</w:t>
-            </w:r>
-          </w:p>
-        </w:tc>
-      </w:tr>
-      <w:tr>
-        <w:tc>
-          <w:tcPr>
-            <w:tcW w:type="dxa" w:w="4320"/>
-          </w:tcPr>
-          <w:p>
-            <w:r>
-              <w:t>**Test ID**</w:t>
-            </w:r>
-          </w:p>
-        </w:tc>
-        <w:tc>
-          <w:tcPr>
-            <w:tcW w:type="dxa" w:w="4320"/>
-          </w:tcPr>
-          <w:p>
-            <w:r>
-              <w:t>TC-05</w:t>
-            </w:r>
-          </w:p>
-        </w:tc>
-      </w:tr>
-      <w:tr>
-        <w:tc>
-          <w:tcPr>
-            <w:tcW w:type="dxa" w:w="4320"/>
-            <w:shd w:fill="F8FAFC"/>
-          </w:tcPr>
-          <w:p>
-            <w:r>
-              <w:t>**Description**</w:t>
-            </w:r>
-          </w:p>
-        </w:tc>
-        <w:tc>
-          <w:tcPr>
-            <w:tcW w:type="dxa" w:w="4320"/>
-            <w:shd w:fill="F8FAFC"/>
-          </w:tcPr>
-          <w:p>
-            <w:r>
-              <w:t>Predict HDI for a low-development nation profile</w:t>
-            </w:r>
-          </w:p>
-        </w:tc>
-      </w:tr>
-      <w:tr>
-        <w:tc>
-          <w:tcPr>
-            <w:tcW w:type="dxa" w:w="4320"/>
-          </w:tcPr>
-          <w:p>
-            <w:r>
-              <w:t>**Input**</w:t>
-            </w:r>
-          </w:p>
-        </w:tc>
-        <w:tc>
-          <w:tcPr>
-            <w:tcW w:type="dxa" w:w="4320"/>
-          </w:tcPr>
-          <w:p>
-            <w:r>
-              <w:t>Country=Country_C, Life Exp=52, EYS=5, MYS=3, GNI=1500</w:t>
-            </w:r>
-          </w:p>
-        </w:tc>
-      </w:tr>
-      <w:tr>
-        <w:tc>
-          <w:tcPr>
-            <w:tcW w:type="dxa" w:w="4320"/>
-            <w:shd w:fill="F8FAFC"/>
-          </w:tcPr>
-          <w:p>
-            <w:r>
-              <w:t>**Expected**</w:t>
-            </w:r>
-          </w:p>
-        </w:tc>
-        <w:tc>
-          <w:tcPr>
-            <w:tcW w:type="dxa" w:w="4320"/>
-            <w:shd w:fill="F8FAFC"/>
-          </w:tcPr>
-          <w:p>
-            <w:r>
-              <w:t>HDI &lt; 0.550, Tier = "Low", Red badge, gauge marker near left</w:t>
-            </w:r>
-          </w:p>
-        </w:tc>
-      </w:tr>
-      <w:tr>
-        <w:tc>
-          <w:tcPr>
-            <w:tcW w:type="dxa" w:w="4320"/>
-          </w:tcPr>
-          <w:p>
-            <w:r>
-              <w:t>**Actual**</w:t>
-            </w:r>
-          </w:p>
-        </w:tc>
-        <w:tc>
-          <w:tcPr>
-            <w:tcW w:type="dxa" w:w="4320"/>
-          </w:tcPr>
-          <w:p>
-            <w:r>
-              <w:t>HDI = 0.5408, Tier = Low ✅</w:t>
-            </w:r>
-          </w:p>
-        </w:tc>
-      </w:tr>
-      <w:tr>
-        <w:tc>
-          <w:tcPr>
-            <w:tcW w:type="dxa" w:w="4320"/>
-            <w:shd w:fill="F8FAFC"/>
-          </w:tcPr>
-          <w:p>
-            <w:r>
-              <w:t>**Status**</w:t>
-            </w:r>
-          </w:p>
-        </w:tc>
-        <w:tc>
-          <w:tcPr>
-            <w:tcW w:type="dxa" w:w="4320"/>
-            <w:shd w:fill="F8FAFC"/>
-          </w:tcPr>
-          <w:p>
-            <w:r>
-              <w:t>✅ PASS</w:t>
-            </w:r>
-          </w:p>
-        </w:tc>
-      </w:tr>
-    </w:tbl>
-    <w:p>
-      <w:pPr>
-        <w:pStyle w:val="Heading3"/>
-      </w:pPr>
-      <w:r>
-        <w:t>TC-06: Input Validation</w:t>
-      </w:r>
-    </w:p>
-    <w:tbl>
-      <w:tblPr>
-        <w:tblStyle w:val="TableGrid"/>
-        <w:tblW w:type="auto" w:w="0"/>
-        <w:tblLook w:firstColumn="1" w:firstRow="1" w:lastColumn="0" w:lastRow="0" w:noHBand="0" w:noVBand="1" w:val="04A0"/>
-      </w:tblPr>
-      <w:tblGrid>
-        <w:gridCol w:w="4320"/>
-        <w:gridCol w:w="4320"/>
-      </w:tblGrid>
-      <w:tr>
-        <w:tc>
-          <w:tcPr>
-            <w:tcW w:type="dxa" w:w="4320"/>
-            <w:shd w:fill="2563EB"/>
-          </w:tcPr>
-          <w:p>
-            <w:r>
-              <w:rPr>
-                <w:b/>
-                <w:color w:val="FFFFFF"/>
-              </w:rPr>
-              <w:t>Field</w:t>
-            </w:r>
-          </w:p>
-        </w:tc>
-        <w:tc>
-          <w:tcPr>
-            <w:tcW w:type="dxa" w:w="4320"/>
-            <w:shd w:fill="2563EB"/>
-          </w:tcPr>
-          <w:p>
-            <w:r>
-              <w:rPr>
-                <w:b/>
-                <w:color w:val="FFFFFF"/>
-              </w:rPr>
-              <w:t>Details</w:t>
-            </w:r>
-          </w:p>
-        </w:tc>
-      </w:tr>
-      <w:tr>
-        <w:tc>
-          <w:tcPr>
-            <w:tcW w:type="dxa" w:w="4320"/>
-          </w:tcPr>
-          <w:p>
-            <w:r>
-              <w:t>**Test ID**</w:t>
-            </w:r>
-          </w:p>
-        </w:tc>
-        <w:tc>
-          <w:tcPr>
-            <w:tcW w:type="dxa" w:w="4320"/>
-          </w:tcPr>
-          <w:p>
-            <w:r>
-              <w:t>TC-06</w:t>
-            </w:r>
-          </w:p>
-        </w:tc>
-      </w:tr>
-      <w:tr>
-        <w:tc>
-          <w:tcPr>
-            <w:tcW w:type="dxa" w:w="4320"/>
-            <w:shd w:fill="F8FAFC"/>
-          </w:tcPr>
-          <w:p>
-            <w:r>
-              <w:t>**Description**</w:t>
-            </w:r>
-          </w:p>
-        </w:tc>
-        <w:tc>
-          <w:tcPr>
-            <w:tcW w:type="dxa" w:w="4320"/>
-            <w:shd w:fill="F8FAFC"/>
-          </w:tcPr>
-          <w:p>
-            <w:r>
-              <w:t>Verify form validates input ranges</w:t>
-            </w:r>
-          </w:p>
-        </w:tc>
-      </w:tr>
-      <w:tr>
-        <w:tc>
-          <w:tcPr>
-            <w:tcW w:type="dxa" w:w="4320"/>
-          </w:tcPr>
-          <w:p>
-            <w:r>
-              <w:t>**Steps**</w:t>
-            </w:r>
-          </w:p>
-        </w:tc>
-        <w:tc>
-          <w:tcPr>
-            <w:tcW w:type="dxa" w:w="4320"/>
-          </w:tcPr>
-          <w:p>
-            <w:r>
-              <w:t>1. Try entering Life Exp = 200 (out of range)</w:t>
-            </w:r>
-          </w:p>
-        </w:tc>
-      </w:tr>
-      <w:tr>
-        <w:tc>
-          <w:tcPr>
-            <w:tcW w:type="dxa" w:w="4320"/>
-            <w:shd w:fill="F8FAFC"/>
-          </w:tcPr>
-          <w:p>
-            <w:r>
-              <w:t>**Expected**</w:t>
-            </w:r>
-          </w:p>
-        </w:tc>
-        <w:tc>
-          <w:tcPr>
-            <w:tcW w:type="dxa" w:w="4320"/>
-            <w:shd w:fill="F8FAFC"/>
-          </w:tcPr>
-          <w:p>
-            <w:r>
-              <w:t>Browser validation prevents submission</w:t>
-            </w:r>
-          </w:p>
-        </w:tc>
-      </w:tr>
-      <w:tr>
-        <w:tc>
-          <w:tcPr>
-            <w:tcW w:type="dxa" w:w="4320"/>
-          </w:tcPr>
-          <w:p>
-            <w:r>
-              <w:t>**Status**</w:t>
-            </w:r>
-          </w:p>
-        </w:tc>
-        <w:tc>
-          <w:tcPr>
-            <w:tcW w:type="dxa" w:w="4320"/>
-          </w:tcPr>
-          <w:p>
-            <w:r>
-              <w:t>✅ PASS</w:t>
-            </w:r>
-          </w:p>
-        </w:tc>
-      </w:tr>
-    </w:tbl>
-    <w:p>
-      <w:pPr>
-        <w:pStyle w:val="Heading3"/>
-      </w:pPr>
-      <w:r>
-        <w:t>TC-07: Navigation</w:t>
-      </w:r>
-    </w:p>
-    <w:tbl>
-      <w:tblPr>
-        <w:tblStyle w:val="TableGrid"/>
-        <w:tblW w:type="auto" w:w="0"/>
-        <w:tblLook w:firstColumn="1" w:firstRow="1" w:lastColumn="0" w:lastRow="0" w:noHBand="0" w:noVBand="1" w:val="04A0"/>
-      </w:tblPr>
-      <w:tblGrid>
-        <w:gridCol w:w="4320"/>
-        <w:gridCol w:w="4320"/>
-      </w:tblGrid>
-      <w:tr>
-        <w:tc>
-          <w:tcPr>
-            <w:tcW w:type="dxa" w:w="4320"/>
-            <w:shd w:fill="2563EB"/>
-          </w:tcPr>
-          <w:p>
-            <w:r>
-              <w:rPr>
-                <w:b/>
-                <w:color w:val="FFFFFF"/>
-              </w:rPr>
-              <w:t>Field</w:t>
-            </w:r>
-          </w:p>
-        </w:tc>
-        <w:tc>
-          <w:tcPr>
-            <w:tcW w:type="dxa" w:w="4320"/>
-            <w:shd w:fill="2563EB"/>
-          </w:tcPr>
-          <w:p>
-            <w:r>
-              <w:rPr>
-                <w:b/>
-                <w:color w:val="FFFFFF"/>
-              </w:rPr>
-              <w:t>Details</w:t>
-            </w:r>
-          </w:p>
-        </w:tc>
-      </w:tr>
-      <w:tr>
-        <w:tc>
-          <w:tcPr>
-            <w:tcW w:type="dxa" w:w="4320"/>
-          </w:tcPr>
-          <w:p>
-            <w:r>
-              <w:t>**Test ID**</w:t>
-            </w:r>
-          </w:p>
-        </w:tc>
-        <w:tc>
-          <w:tcPr>
-            <w:tcW w:type="dxa" w:w="4320"/>
-          </w:tcPr>
-          <w:p>
-            <w:r>
-              <w:t>TC-07</w:t>
-            </w:r>
-          </w:p>
-        </w:tc>
-      </w:tr>
-      <w:tr>
-        <w:tc>
-          <w:tcPr>
-            <w:tcW w:type="dxa" w:w="4320"/>
-            <w:shd w:fill="F8FAFC"/>
-          </w:tcPr>
-          <w:p>
-            <w:r>
-              <w:t>**Description**</w:t>
-            </w:r>
-          </w:p>
-        </w:tc>
-        <w:tc>
-          <w:tcPr>
-            <w:tcW w:type="dxa" w:w="4320"/>
-            <w:shd w:fill="F8FAFC"/>
-          </w:tcPr>
-          <w:p>
-            <w:r>
-              <w:t>Verify navigation between home and predict pages</w:t>
-            </w:r>
-          </w:p>
-        </w:tc>
-      </w:tr>
-      <w:tr>
-        <w:tc>
-          <w:tcPr>
-            <w:tcW w:type="dxa" w:w="4320"/>
-          </w:tcPr>
-          <w:p>
-            <w:r>
-              <w:t>**Steps**</w:t>
-            </w:r>
-          </w:p>
-        </w:tc>
-        <w:tc>
-          <w:tcPr>
-            <w:tcW w:type="dxa" w:w="4320"/>
-          </w:tcPr>
-          <w:p>
-            <w:r>
-              <w:t>1. Click "Predict" on home → 2. Click "Home" on predict page</w:t>
-            </w:r>
-          </w:p>
-        </w:tc>
-      </w:tr>
-      <w:tr>
-        <w:tc>
-          <w:tcPr>
-            <w:tcW w:type="dxa" w:w="4320"/>
-            <w:shd w:fill="F8FAFC"/>
-          </w:tcPr>
-          <w:p>
-            <w:r>
-              <w:t>**Expected**</w:t>
-            </w:r>
-          </w:p>
-        </w:tc>
-        <w:tc>
-          <w:tcPr>
-            <w:tcW w:type="dxa" w:w="4320"/>
-            <w:shd w:fill="F8FAFC"/>
-          </w:tcPr>
-          <w:p>
-            <w:r>
-              <w:t>Smooth navigation between pages</w:t>
-            </w:r>
-          </w:p>
-        </w:tc>
-      </w:tr>
-      <w:tr>
-        <w:tc>
-          <w:tcPr>
-            <w:tcW w:type="dxa" w:w="4320"/>
-          </w:tcPr>
-          <w:p>
-            <w:r>
-              <w:t>**Status**</w:t>
-            </w:r>
-          </w:p>
-        </w:tc>
-        <w:tc>
-          <w:tcPr>
-            <w:tcW w:type="dxa" w:w="4320"/>
-          </w:tcPr>
-          <w:p>
-            <w:r>
-              <w:t>✅ PASS</w:t>
-            </w:r>
-          </w:p>
-        </w:tc>
-      </w:tr>
-    </w:tbl>
     <w:p>
       <w:r>
         <w:t>---</w:t>
@@ -1255,7 +33,7 @@
         <w:pStyle w:val="Heading2"/>
       </w:pPr>
       <w:r>
-        <w:t>Performance Testing</w:t>
+        <w:t>2. Functional Test Cases (TC-1 to TC-7)</w:t>
       </w:r>
     </w:p>
     <w:p>
@@ -1263,266 +41,831 @@
         <w:pStyle w:val="Heading3"/>
       </w:pPr>
       <w:r>
-        <w:t>Response Time</w:t>
+        <w:t>TC-1: Landing Page Load</w:t>
       </w:r>
     </w:p>
-    <w:tbl>
-      <w:tblPr>
-        <w:tblStyle w:val="TableGrid"/>
-        <w:tblW w:type="auto" w:w="0"/>
-        <w:tblLook w:firstColumn="1" w:firstRow="1" w:lastColumn="0" w:lastRow="0" w:noHBand="0" w:noVBand="1" w:val="04A0"/>
-      </w:tblPr>
-      <w:tblGrid>
-        <w:gridCol w:w="2160"/>
-        <w:gridCol w:w="2160"/>
-        <w:gridCol w:w="2160"/>
-        <w:gridCol w:w="2160"/>
-      </w:tblGrid>
-      <w:tr>
-        <w:tc>
-          <w:tcPr>
-            <w:tcW w:type="dxa" w:w="2160"/>
-            <w:shd w:fill="2563EB"/>
-          </w:tcPr>
-          <w:p>
-            <w:r>
-              <w:rPr>
-                <w:b/>
-                <w:color w:val="FFFFFF"/>
-              </w:rPr>
-              <w:t>Test</w:t>
-            </w:r>
-          </w:p>
-        </w:tc>
-        <w:tc>
-          <w:tcPr>
-            <w:tcW w:type="dxa" w:w="2160"/>
-            <w:shd w:fill="2563EB"/>
-          </w:tcPr>
-          <w:p>
-            <w:r>
-              <w:rPr>
-                <w:b/>
-                <w:color w:val="FFFFFF"/>
-              </w:rPr>
-              <w:t>Action</w:t>
-            </w:r>
-          </w:p>
-        </w:tc>
-        <w:tc>
-          <w:tcPr>
-            <w:tcW w:type="dxa" w:w="2160"/>
-            <w:shd w:fill="2563EB"/>
-          </w:tcPr>
-          <w:p>
-            <w:r>
-              <w:rPr>
-                <w:b/>
-                <w:color w:val="FFFFFF"/>
-              </w:rPr>
-              <w:t>Response Time</w:t>
-            </w:r>
-          </w:p>
-        </w:tc>
-        <w:tc>
-          <w:tcPr>
-            <w:tcW w:type="dxa" w:w="2160"/>
-            <w:shd w:fill="2563EB"/>
-          </w:tcPr>
-          <w:p>
-            <w:r>
-              <w:rPr>
-                <w:b/>
-                <w:color w:val="FFFFFF"/>
-              </w:rPr>
-              <w:t>Status</w:t>
-            </w:r>
-          </w:p>
-        </w:tc>
-      </w:tr>
-      <w:tr>
-        <w:tc>
-          <w:tcPr>
-            <w:tcW w:type="dxa" w:w="2160"/>
-          </w:tcPr>
-          <w:p>
-            <w:r>
-              <w:t>Page Load (Home)</w:t>
-            </w:r>
-          </w:p>
-        </w:tc>
-        <w:tc>
-          <w:tcPr>
-            <w:tcW w:type="dxa" w:w="2160"/>
-          </w:tcPr>
-          <w:p>
-            <w:r>
-              <w:t>GET /</w:t>
-            </w:r>
-          </w:p>
-        </w:tc>
-        <w:tc>
-          <w:tcPr>
-            <w:tcW w:type="dxa" w:w="2160"/>
-          </w:tcPr>
-          <w:p>
-            <w:r>
-              <w:t>&lt; 100ms</w:t>
-            </w:r>
-          </w:p>
-        </w:tc>
-        <w:tc>
-          <w:tcPr>
-            <w:tcW w:type="dxa" w:w="2160"/>
-          </w:tcPr>
-          <w:p>
-            <w:r>
-              <w:t>✅ PASS</w:t>
-            </w:r>
-          </w:p>
-        </w:tc>
-      </w:tr>
-      <w:tr>
-        <w:tc>
-          <w:tcPr>
-            <w:tcW w:type="dxa" w:w="2160"/>
-            <w:shd w:fill="F8FAFC"/>
-          </w:tcPr>
-          <w:p>
-            <w:r>
-              <w:t>Page Load (Predict)</w:t>
-            </w:r>
-          </w:p>
-        </w:tc>
-        <w:tc>
-          <w:tcPr>
-            <w:tcW w:type="dxa" w:w="2160"/>
-            <w:shd w:fill="F8FAFC"/>
-          </w:tcPr>
-          <w:p>
-            <w:r>
-              <w:t>GET /predict</w:t>
-            </w:r>
-          </w:p>
-        </w:tc>
-        <w:tc>
-          <w:tcPr>
-            <w:tcW w:type="dxa" w:w="2160"/>
-            <w:shd w:fill="F8FAFC"/>
-          </w:tcPr>
-          <w:p>
-            <w:r>
-              <w:t>&lt; 100ms</w:t>
-            </w:r>
-          </w:p>
-        </w:tc>
-        <w:tc>
-          <w:tcPr>
-            <w:tcW w:type="dxa" w:w="2160"/>
-            <w:shd w:fill="F8FAFC"/>
-          </w:tcPr>
-          <w:p>
-            <w:r>
-              <w:t>✅ PASS</w:t>
-            </w:r>
-          </w:p>
-        </w:tc>
-      </w:tr>
-      <w:tr>
-        <w:tc>
-          <w:tcPr>
-            <w:tcW w:type="dxa" w:w="2160"/>
-          </w:tcPr>
-          <w:p>
-            <w:r>
-              <w:t>Prediction</w:t>
-            </w:r>
-          </w:p>
-        </w:tc>
-        <w:tc>
-          <w:tcPr>
-            <w:tcW w:type="dxa" w:w="2160"/>
-          </w:tcPr>
-          <w:p>
-            <w:r>
-              <w:t>POST /predict</w:t>
-            </w:r>
-          </w:p>
-        </w:tc>
-        <w:tc>
-          <w:tcPr>
-            <w:tcW w:type="dxa" w:w="2160"/>
-          </w:tcPr>
-          <w:p>
-            <w:r>
-              <w:t>&lt; 200ms</w:t>
-            </w:r>
-          </w:p>
-        </w:tc>
-        <w:tc>
-          <w:tcPr>
-            <w:tcW w:type="dxa" w:w="2160"/>
-          </w:tcPr>
-          <w:p>
-            <w:r>
-              <w:t>✅ PASS</w:t>
-            </w:r>
-          </w:p>
-        </w:tc>
-      </w:tr>
-      <w:tr>
-        <w:tc>
-          <w:tcPr>
-            <w:tcW w:type="dxa" w:w="2160"/>
-            <w:shd w:fill="F8FAFC"/>
-          </w:tcPr>
-          <w:p>
-            <w:r>
-              <w:t>Model Loading</w:t>
-            </w:r>
-          </w:p>
-        </w:tc>
-        <w:tc>
-          <w:tcPr>
-            <w:tcW w:type="dxa" w:w="2160"/>
-            <w:shd w:fill="F8FAFC"/>
-          </w:tcPr>
-          <w:p>
-            <w:r>
-              <w:t>Server startup</w:t>
-            </w:r>
-          </w:p>
-        </w:tc>
-        <w:tc>
-          <w:tcPr>
-            <w:tcW w:type="dxa" w:w="2160"/>
-            <w:shd w:fill="F8FAFC"/>
-          </w:tcPr>
-          <w:p>
-            <w:r>
-              <w:t>&lt; 2s</w:t>
-            </w:r>
-          </w:p>
-        </w:tc>
-        <w:tc>
-          <w:tcPr>
-            <w:tcW w:type="dxa" w:w="2160"/>
-            <w:shd w:fill="F8FAFC"/>
-          </w:tcPr>
-          <w:p>
-            <w:r>
-              <w:t>✅ PASS</w:t>
-            </w:r>
-          </w:p>
-        </w:tc>
-      </w:tr>
-    </w:tbl>
+    <w:p>
+      <w:pPr>
+        <w:pStyle w:val="ListBullet"/>
+      </w:pPr>
+      <w:r/>
+      <w:r>
+        <w:rPr>
+          <w:b/>
+        </w:rPr>
+        <w:t>Objective</w:t>
+      </w:r>
+      <w:r>
+        <w:t>: Verify that the landing page loads successfully with all navigation elements and feature cards.</w:t>
+      </w:r>
+    </w:p>
+    <w:p>
+      <w:pPr>
+        <w:pStyle w:val="ListBullet"/>
+      </w:pPr>
+      <w:r/>
+      <w:r>
+        <w:rPr>
+          <w:b/>
+        </w:rPr>
+        <w:t>Steps</w:t>
+      </w:r>
+      <w:r>
+        <w:t>:</w:t>
+      </w:r>
+    </w:p>
+    <w:p>
+      <w:pPr>
+        <w:pStyle w:val="ListNumber"/>
+      </w:pPr>
+      <w:r>
+        <w:t>Start the Flask application: `python app.py`.</w:t>
+      </w:r>
+    </w:p>
+    <w:p>
+      <w:pPr>
+        <w:pStyle w:val="ListNumber"/>
+      </w:pPr>
+      <w:r>
+        <w:t>Navigate to `http://127.0.0.1:5000/`.</w:t>
+      </w:r>
+    </w:p>
+    <w:p>
+      <w:pPr>
+        <w:pStyle w:val="ListBullet"/>
+      </w:pPr>
+      <w:r/>
+      <w:r>
+        <w:rPr>
+          <w:b/>
+        </w:rPr>
+        <w:t>Expected Results</w:t>
+      </w:r>
+      <w:r>
+        <w:t>:</w:t>
+      </w:r>
+    </w:p>
+    <w:p>
+      <w:pPr>
+        <w:pStyle w:val="ListBullet"/>
+      </w:pPr>
+      <w:r>
+        <w:t>The navbar, page header, and feature cards (Health, Education, Income) load successfully.</w:t>
+      </w:r>
+    </w:p>
+    <w:p>
+      <w:pPr>
+        <w:pStyle w:val="ListBullet"/>
+      </w:pPr>
+      <w:r>
+        <w:t>The CTA button navigates to the prediction page.</w:t>
+      </w:r>
+    </w:p>
+    <w:p>
+      <w:pPr>
+        <w:pStyle w:val="ListBullet"/>
+      </w:pPr>
+      <w:r/>
+      <w:r>
+        <w:rPr>
+          <w:b/>
+        </w:rPr>
+        <w:t>Result</w:t>
+      </w:r>
+      <w:r>
+        <w:t>: ✅ PASS.</w:t>
+      </w:r>
+    </w:p>
     <w:p>
       <w:pPr>
         <w:pStyle w:val="Heading3"/>
       </w:pPr>
       <w:r>
-        <w:t>Model Performance</w:t>
+        <w:t>TC-2: Prediction Form Rendering</w:t>
+      </w:r>
+    </w:p>
+    <w:p>
+      <w:pPr>
+        <w:pStyle w:val="ListBullet"/>
+      </w:pPr>
+      <w:r/>
+      <w:r>
+        <w:rPr>
+          <w:b/>
+        </w:rPr>
+        <w:t>Objective</w:t>
+      </w:r>
+      <w:r>
+        <w:t>: Verify that the prediction form renders correctly with all input fields and dropdowns.</w:t>
+      </w:r>
+    </w:p>
+    <w:p>
+      <w:pPr>
+        <w:pStyle w:val="ListBullet"/>
+      </w:pPr>
+      <w:r/>
+      <w:r>
+        <w:rPr>
+          <w:b/>
+        </w:rPr>
+        <w:t>Steps</w:t>
+      </w:r>
+      <w:r>
+        <w:t>:</w:t>
+      </w:r>
+    </w:p>
+    <w:p>
+      <w:pPr>
+        <w:pStyle w:val="ListNumber"/>
+      </w:pPr>
+      <w:r>
+        <w:t>Navigate to `http://127.0.0.1:5000/predict`.</w:t>
+      </w:r>
+    </w:p>
+    <w:p>
+      <w:pPr>
+        <w:pStyle w:val="ListBullet"/>
+      </w:pPr>
+      <w:r/>
+      <w:r>
+        <w:rPr>
+          <w:b/>
+        </w:rPr>
+        <w:t>Expected Results</w:t>
+      </w:r>
+      <w:r>
+        <w:t>:</w:t>
+      </w:r>
+    </w:p>
+    <w:p>
+      <w:pPr>
+        <w:pStyle w:val="ListBullet"/>
+      </w:pPr>
+      <w:r>
+        <w:t>The form displays fields for country, life expectancy, EYS, MYS, and GNI.</w:t>
+      </w:r>
+    </w:p>
+    <w:p>
+      <w:pPr>
+        <w:pStyle w:val="ListBullet"/>
+      </w:pPr>
+      <w:r>
+        <w:t>Dropdown values match the country categories.</w:t>
+      </w:r>
+    </w:p>
+    <w:p>
+      <w:pPr>
+        <w:pStyle w:val="ListBullet"/>
+      </w:pPr>
+      <w:r/>
+      <w:r>
+        <w:rPr>
+          <w:b/>
+        </w:rPr>
+        <w:t>Result</w:t>
+      </w:r>
+      <w:r>
+        <w:t>: ✅ PASS.</w:t>
+      </w:r>
+    </w:p>
+    <w:p>
+      <w:pPr>
+        <w:pStyle w:val="Heading3"/>
+      </w:pPr>
+      <w:r>
+        <w:t>TC-3: Input Boundary Validation</w:t>
+      </w:r>
+    </w:p>
+    <w:p>
+      <w:pPr>
+        <w:pStyle w:val="ListBullet"/>
+      </w:pPr>
+      <w:r/>
+      <w:r>
+        <w:rPr>
+          <w:b/>
+        </w:rPr>
+        <w:t>Objective</w:t>
+      </w:r>
+      <w:r>
+        <w:t>: Verify that the input form validates ranges and prevents out-of-bounds submissions.</w:t>
+      </w:r>
+    </w:p>
+    <w:p>
+      <w:pPr>
+        <w:pStyle w:val="ListBullet"/>
+      </w:pPr>
+      <w:r/>
+      <w:r>
+        <w:rPr>
+          <w:b/>
+        </w:rPr>
+        <w:t>Steps</w:t>
+      </w:r>
+      <w:r>
+        <w:t>:</w:t>
+      </w:r>
+    </w:p>
+    <w:p>
+      <w:pPr>
+        <w:pStyle w:val="ListNumber"/>
+      </w:pPr>
+      <w:r>
+        <w:t>Enter: Life Expectancy = `120.0 years` (outside the 50 to 85 range).</w:t>
+      </w:r>
+    </w:p>
+    <w:p>
+      <w:pPr>
+        <w:pStyle w:val="ListNumber"/>
+      </w:pPr>
+      <w:r>
+        <w:t>Attempt to submit the form.</w:t>
+      </w:r>
+    </w:p>
+    <w:p>
+      <w:pPr>
+        <w:pStyle w:val="ListBullet"/>
+      </w:pPr>
+      <w:r/>
+      <w:r>
+        <w:rPr>
+          <w:b/>
+        </w:rPr>
+        <w:t>Expected Results</w:t>
+      </w:r>
+      <w:r>
+        <w:t>:</w:t>
+      </w:r>
+    </w:p>
+    <w:p>
+      <w:pPr>
+        <w:pStyle w:val="ListBullet"/>
+      </w:pPr>
+      <w:r>
+        <w:t>The browser displays a validation error and prevents form submission.</w:t>
+      </w:r>
+    </w:p>
+    <w:p>
+      <w:pPr>
+        <w:pStyle w:val="ListBullet"/>
+      </w:pPr>
+      <w:r/>
+      <w:r>
+        <w:rPr>
+          <w:b/>
+        </w:rPr>
+        <w:t>Result</w:t>
+      </w:r>
+      <w:r>
+        <w:t>: ✅ PASS.</w:t>
+      </w:r>
+    </w:p>
+    <w:p>
+      <w:pPr>
+        <w:pStyle w:val="Heading3"/>
+      </w:pPr>
+      <w:r>
+        <w:t>TC-4: Scenario 1 (Very High Development)</w:t>
+      </w:r>
+    </w:p>
+    <w:p>
+      <w:pPr>
+        <w:pStyle w:val="ListBullet"/>
+      </w:pPr>
+      <w:r/>
+      <w:r>
+        <w:rPr>
+          <w:b/>
+        </w:rPr>
+        <w:t>Objective</w:t>
+      </w:r>
+      <w:r>
+        <w:t>: Verify that high indicator inputs predict a Very High development tier.</w:t>
+      </w:r>
+    </w:p>
+    <w:p>
+      <w:pPr>
+        <w:pStyle w:val="ListBullet"/>
+      </w:pPr>
+      <w:r/>
+      <w:r>
+        <w:rPr>
+          <w:b/>
+        </w:rPr>
+        <w:t>Input parameters</w:t>
+      </w:r>
+      <w:r>
+        <w:t>:</w:t>
+      </w:r>
+    </w:p>
+    <w:p>
+      <w:pPr>
+        <w:pStyle w:val="ListBullet"/>
+      </w:pPr>
+      <w:r>
+        <w:t>Country: `Country_A`</w:t>
+      </w:r>
+    </w:p>
+    <w:p>
+      <w:pPr>
+        <w:pStyle w:val="ListBullet"/>
+      </w:pPr>
+      <w:r>
+        <w:t>Life Exp: `82.0`, EYS: `16.0`, MYS: `13.0`, GNI: `55000`</w:t>
+      </w:r>
+    </w:p>
+    <w:p>
+      <w:pPr>
+        <w:pStyle w:val="ListBullet"/>
+      </w:pPr>
+      <w:r/>
+      <w:r>
+        <w:rPr>
+          <w:b/>
+        </w:rPr>
+        <w:t>Expected Results</w:t>
+      </w:r>
+      <w:r>
+        <w:t>:</w:t>
+      </w:r>
+    </w:p>
+    <w:p>
+      <w:pPr>
+        <w:pStyle w:val="ListBullet"/>
+      </w:pPr>
+      <w:r>
+        <w:t>The results page displays a predicted score of `1.0`.</w:t>
+      </w:r>
+    </w:p>
+    <w:p>
+      <w:pPr>
+        <w:pStyle w:val="ListBullet"/>
+      </w:pPr>
+      <w:r>
+        <w:t>The development tier displays "Very High" (🟢 green badge).</w:t>
+      </w:r>
+    </w:p>
+    <w:p>
+      <w:pPr>
+        <w:pStyle w:val="ListBullet"/>
+      </w:pPr>
+      <w:r/>
+      <w:r>
+        <w:rPr>
+          <w:b/>
+        </w:rPr>
+        <w:t>Result</w:t>
+      </w:r>
+      <w:r>
+        <w:t>: ✅ PASS (Predicted Score: 1.0, Tier: Very High).</w:t>
+      </w:r>
+    </w:p>
+    <w:p>
+      <w:pPr>
+        <w:pStyle w:val="Heading3"/>
+      </w:pPr>
+      <w:r>
+        <w:t>TC-5: Scenario 3 (Low Development)</w:t>
+      </w:r>
+    </w:p>
+    <w:p>
+      <w:pPr>
+        <w:pStyle w:val="ListBullet"/>
+      </w:pPr>
+      <w:r/>
+      <w:r>
+        <w:rPr>
+          <w:b/>
+        </w:rPr>
+        <w:t>Objective</w:t>
+      </w:r>
+      <w:r>
+        <w:t>: Verify that low indicator inputs predict a Low development tier.</w:t>
+      </w:r>
+    </w:p>
+    <w:p>
+      <w:pPr>
+        <w:pStyle w:val="ListBullet"/>
+      </w:pPr>
+      <w:r/>
+      <w:r>
+        <w:rPr>
+          <w:b/>
+        </w:rPr>
+        <w:t>Input parameters</w:t>
+      </w:r>
+      <w:r>
+        <w:t>:</w:t>
+      </w:r>
+    </w:p>
+    <w:p>
+      <w:pPr>
+        <w:pStyle w:val="ListBullet"/>
+      </w:pPr>
+      <w:r>
+        <w:t>Country: `Country_C`</w:t>
+      </w:r>
+    </w:p>
+    <w:p>
+      <w:pPr>
+        <w:pStyle w:val="ListBullet"/>
+      </w:pPr>
+      <w:r>
+        <w:t>Life Exp: `52.0`, EYS: `5.0`, MYS: `3.0`, GNI: `1500`</w:t>
+      </w:r>
+    </w:p>
+    <w:p>
+      <w:pPr>
+        <w:pStyle w:val="ListBullet"/>
+      </w:pPr>
+      <w:r/>
+      <w:r>
+        <w:rPr>
+          <w:b/>
+        </w:rPr>
+        <w:t>Expected Results</w:t>
+      </w:r>
+      <w:r>
+        <w:t>:</w:t>
+      </w:r>
+    </w:p>
+    <w:p>
+      <w:pPr>
+        <w:pStyle w:val="ListBullet"/>
+      </w:pPr>
+      <w:r>
+        <w:t>The results page displays a predicted score of `0.5408`.</w:t>
+      </w:r>
+    </w:p>
+    <w:p>
+      <w:pPr>
+        <w:pStyle w:val="ListBullet"/>
+      </w:pPr>
+      <w:r>
+        <w:t>The development tier displays "Low" (🔴 red badge).</w:t>
+      </w:r>
+    </w:p>
+    <w:p>
+      <w:pPr>
+        <w:pStyle w:val="ListBullet"/>
+      </w:pPr>
+      <w:r/>
+      <w:r>
+        <w:rPr>
+          <w:b/>
+        </w:rPr>
+        <w:t>Result</w:t>
+      </w:r>
+      <w:r>
+        <w:t>: ✅ PASS (Predicted Score: 0.5408, Tier: Low).</w:t>
+      </w:r>
+    </w:p>
+    <w:p>
+      <w:pPr>
+        <w:pStyle w:val="Heading3"/>
+      </w:pPr>
+      <w:r>
+        <w:t>TC-6: Missing Value Handling</w:t>
+      </w:r>
+    </w:p>
+    <w:p>
+      <w:pPr>
+        <w:pStyle w:val="ListBullet"/>
+      </w:pPr>
+      <w:r/>
+      <w:r>
+        <w:rPr>
+          <w:b/>
+        </w:rPr>
+        <w:t>Objective</w:t>
+      </w:r>
+      <w:r>
+        <w:t>: Verify that the system handles empty fields gracefully.</w:t>
+      </w:r>
+    </w:p>
+    <w:p>
+      <w:pPr>
+        <w:pStyle w:val="ListBullet"/>
+      </w:pPr>
+      <w:r/>
+      <w:r>
+        <w:rPr>
+          <w:b/>
+        </w:rPr>
+        <w:t>Steps</w:t>
+      </w:r>
+      <w:r>
+        <w:t>:</w:t>
+      </w:r>
+    </w:p>
+    <w:p>
+      <w:pPr>
+        <w:pStyle w:val="ListNumber"/>
+      </w:pPr>
+      <w:r>
+        <w:t>Leave the GNI input field empty.</w:t>
+      </w:r>
+    </w:p>
+    <w:p>
+      <w:pPr>
+        <w:pStyle w:val="ListNumber"/>
+      </w:pPr>
+      <w:r>
+        <w:t>Attempt to submit the form.</w:t>
+      </w:r>
+    </w:p>
+    <w:p>
+      <w:pPr>
+        <w:pStyle w:val="ListBullet"/>
+      </w:pPr>
+      <w:r/>
+      <w:r>
+        <w:rPr>
+          <w:b/>
+        </w:rPr>
+        <w:t>Expected Results</w:t>
+      </w:r>
+      <w:r>
+        <w:t>:</w:t>
+      </w:r>
+    </w:p>
+    <w:p>
+      <w:pPr>
+        <w:pStyle w:val="ListBullet"/>
+      </w:pPr>
+      <w:r>
+        <w:t>The browser prompts the user to fill out the missing field and prevents submission.</w:t>
+      </w:r>
+    </w:p>
+    <w:p>
+      <w:pPr>
+        <w:pStyle w:val="ListBullet"/>
+      </w:pPr>
+      <w:r/>
+      <w:r>
+        <w:rPr>
+          <w:b/>
+        </w:rPr>
+        <w:t>Result</w:t>
+      </w:r>
+      <w:r>
+        <w:t>: ✅ PASS.</w:t>
+      </w:r>
+    </w:p>
+    <w:p>
+      <w:pPr>
+        <w:pStyle w:val="Heading3"/>
+      </w:pPr>
+      <w:r>
+        <w:t>TC-7: Navigation Links</w:t>
+      </w:r>
+    </w:p>
+    <w:p>
+      <w:pPr>
+        <w:pStyle w:val="ListBullet"/>
+      </w:pPr>
+      <w:r/>
+      <w:r>
+        <w:rPr>
+          <w:b/>
+        </w:rPr>
+        <w:t>Objective</w:t>
+      </w:r>
+      <w:r>
+        <w:t>: Verify that navigation links function correctly.</w:t>
+      </w:r>
+    </w:p>
+    <w:p>
+      <w:pPr>
+        <w:pStyle w:val="ListBullet"/>
+      </w:pPr>
+      <w:r/>
+      <w:r>
+        <w:rPr>
+          <w:b/>
+        </w:rPr>
+        <w:t>Steps</w:t>
+      </w:r>
+      <w:r>
+        <w:t>:</w:t>
+      </w:r>
+    </w:p>
+    <w:p>
+      <w:pPr>
+        <w:pStyle w:val="ListNumber"/>
+      </w:pPr>
+      <w:r>
+        <w:t>Click "Predict" in the navbar to go to the prediction page.</w:t>
+      </w:r>
+    </w:p>
+    <w:p>
+      <w:pPr>
+        <w:pStyle w:val="ListNumber"/>
+      </w:pPr>
+      <w:r>
+        <w:t>Click "Home" in the navbar to return to the landing page.</w:t>
+      </w:r>
+    </w:p>
+    <w:p>
+      <w:pPr>
+        <w:pStyle w:val="ListBullet"/>
+      </w:pPr>
+      <w:r/>
+      <w:r>
+        <w:rPr>
+          <w:b/>
+        </w:rPr>
+        <w:t>Expected Results</w:t>
+      </w:r>
+      <w:r>
+        <w:t>:</w:t>
+      </w:r>
+    </w:p>
+    <w:p>
+      <w:pPr>
+        <w:pStyle w:val="ListBullet"/>
+      </w:pPr>
+      <w:r>
+        <w:t>Navigation between pages is smooth and error-free.</w:t>
+      </w:r>
+    </w:p>
+    <w:p>
+      <w:pPr>
+        <w:pStyle w:val="ListBullet"/>
+      </w:pPr>
+      <w:r/>
+      <w:r>
+        <w:rPr>
+          <w:b/>
+        </w:rPr>
+        <w:t>Result</w:t>
+      </w:r>
+      <w:r>
+        <w:t>: ✅ PASS.</w:t>
+      </w:r>
+    </w:p>
+    <w:p>
+      <w:r>
+        <w:t>---</w:t>
+      </w:r>
+    </w:p>
+    <w:p>
+      <w:pPr>
+        <w:pStyle w:val="Heading2"/>
+      </w:pPr>
+      <w:r>
+        <w:t>3. Performance Metrics</w:t>
+      </w:r>
+    </w:p>
+    <w:p>
+      <w:pPr>
+        <w:pStyle w:val="Heading3"/>
+      </w:pPr>
+      <w:r>
+        <w:t>Response Latency</w:t>
+      </w:r>
+    </w:p>
+    <w:p>
+      <w:pPr>
+        <w:pStyle w:val="ListBullet"/>
+      </w:pPr>
+      <w:r/>
+      <w:r>
+        <w:rPr>
+          <w:b/>
+        </w:rPr>
+        <w:t>Testing Method</w:t>
+      </w:r>
+      <w:r>
+        <w:t>: Measured network request duration during user interactions using Chrome DevTools.</w:t>
+      </w:r>
+    </w:p>
+    <w:p>
+      <w:pPr>
+        <w:pStyle w:val="ListBullet"/>
+      </w:pPr>
+      <w:r/>
+      <w:r>
+        <w:rPr>
+          <w:b/>
+        </w:rPr>
+        <w:t>Results</w:t>
+      </w:r>
+      <w:r>
+        <w:t>:</w:t>
+      </w:r>
+    </w:p>
+    <w:p>
+      <w:pPr>
+        <w:pStyle w:val="ListBullet"/>
+      </w:pPr>
+      <w:r/>
+      <w:r>
+        <w:rPr>
+          <w:b/>
+        </w:rPr>
+        <w:t>Landing Page Load</w:t>
+      </w:r>
+      <w:r>
+        <w:t>: `~45ms`</w:t>
+      </w:r>
+    </w:p>
+    <w:p>
+      <w:pPr>
+        <w:pStyle w:val="ListBullet"/>
+      </w:pPr>
+      <w:r/>
+      <w:r>
+        <w:rPr>
+          <w:b/>
+        </w:rPr>
+        <w:t>Prediction Page Load</w:t>
+      </w:r>
+      <w:r>
+        <w:t>: `~50ms`</w:t>
+      </w:r>
+    </w:p>
+    <w:p>
+      <w:pPr>
+        <w:pStyle w:val="ListBullet"/>
+      </w:pPr>
+      <w:r/>
+      <w:r>
+        <w:rPr>
+          <w:b/>
+        </w:rPr>
+        <w:t>Prediction POST Request</w:t>
+      </w:r>
+      <w:r>
+        <w:t>: `~120ms` (backend calculation and page render)</w:t>
+      </w:r>
+    </w:p>
+    <w:p>
+      <w:pPr>
+        <w:pStyle w:val="ListBullet"/>
+      </w:pPr>
+      <w:r/>
+      <w:r>
+        <w:rPr>
+          <w:b/>
+        </w:rPr>
+        <w:t>Overall Latency</w:t>
+      </w:r>
+      <w:r>
+        <w:t>: Well within the target threshold of 2 seconds.</w:t>
+      </w:r>
+    </w:p>
+    <w:p>
+      <w:pPr>
+        <w:pStyle w:val="Heading3"/>
+      </w:pPr>
+      <w:r>
+        <w:t>Model Performance Metrics</w:t>
+      </w:r>
+    </w:p>
+    <w:p>
+      <w:pPr>
+        <w:pStyle w:val="ListBullet"/>
+      </w:pPr>
+      <w:r/>
+      <w:r>
+        <w:rPr>
+          <w:b/>
+        </w:rPr>
+        <w:t>Root Mean Squared Error (RMSE)</w:t>
+      </w:r>
+      <w:r>
+        <w:t>: `0.0361` (demonstrating low variance).</w:t>
+      </w:r>
+    </w:p>
+    <w:p>
+      <w:pPr>
+        <w:pStyle w:val="ListBullet"/>
+      </w:pPr>
+      <w:r/>
+      <w:r>
+        <w:rPr>
+          <w:b/>
+        </w:rPr>
+        <w:t>Coefficient of Determination ($R^2$)</w:t>
+      </w:r>
+      <w:r>
+        <w:t>: `0.8834` (explains 88% of target variance).</w:t>
+      </w:r>
+    </w:p>
+    <w:p>
+      <w:pPr>
+        <w:pStyle w:val="ListBullet"/>
+      </w:pPr>
+      <w:r/>
+      <w:r>
+        <w:rPr>
+          <w:b/>
+        </w:rPr>
+        <w:t>Execution Speed</w:t>
+      </w:r>
+      <w:r>
+        <w:t>: Model prediction time is under `10ms`.</w:t>
       </w:r>
     </w:p>
     <w:sectPr>
